--- a/EXPORTS/DOCX/published/niveau3/English/WageningenUniversity.docx
+++ b/EXPORTS/DOCX/published/niveau3/English/WageningenUniversity.docx
@@ -715,25 +715,7 @@
           <w:color w:val="000000"/>
           <w:sz w:val="24"/>
         </w:rPr>
-        <w:t>Academy) in Breda in 1914, what w</w:t>
-      </w:r>
-      <w:r>
-        <w:rPr>
-          <w:u w:val="single" w:color="0000ff"/>
-          <w:rFonts w:ascii="Charis SIL Regular" w:hAnsi="Charis SIL Regular" w:eastAsia="Charis SIL Regular"/>
-          <w:b w:val="0"/>
-          <w:i w:val="0"/>
-          <w:color w:val="000000"/>
-          <w:sz w:val="24"/>
-        </w:rPr>
-        <w:hyperlink r:id="rId11" w:history="1">
-          <w:r>
-            <w:rPr>
-              <w:rStyle w:val="Hyperlink"/>
-            </w:rPr>
-            <w:t xml:space="preserve">as then the </w:t>
-          </w:r>
-        </w:hyperlink>
+        <w:t xml:space="preserve">Academy) in Breda in 1914, what was then the </w:t>
       </w:r>
       <w:r>
         <w:rPr>
@@ -999,7 +981,7 @@
           <w:sz w:val="24"/>
           <w:u w:val="single"/>
         </w:rPr>
-        <w:hyperlink r:id="rId12" w:history="1">
+        <w:hyperlink r:id="rId13" w:history="1">
           <w:r>
             <w:rPr>
               <w:rStyle w:val="Hyperlink"/>
@@ -1028,7 +1010,7 @@
           <w:sz w:val="24"/>
           <w:u w:val="single"/>
         </w:rPr>
-        <w:hyperlink r:id="rId12" w:history="1">
+        <w:hyperlink r:id="rId13" w:history="1">
           <w:r>
             <w:rPr>
               <w:rStyle w:val="Hyperlink"/>
@@ -2435,7 +2417,7 @@
           <w:sz w:val="24"/>
           <w:u w:val="single"/>
         </w:rPr>
-        <w:t>Scientific research in colonised terri</w:t>
+        <w:t>Scientific research in colonised terr</w:t>
       </w:r>
       <w:r>
         <w:rPr>
@@ -2446,7 +2428,7 @@
           <w:sz w:val="24"/>
           <w:u w:val="single"/>
         </w:rPr>
-        <w:t>torie</w:t>
+        <w:t>i</w:t>
       </w:r>
       <w:r>
         <w:rPr>
@@ -2455,8 +2437,9 @@
           <w:i w:val="0"/>
           <w:color w:val="0000FF"/>
           <w:sz w:val="24"/>
+          <w:u w:val="single"/>
         </w:rPr>
-        <w:t>s</w:t>
+        <w:t>tories</w:t>
       </w:r>
     </w:p>
     <w:p>

--- a/EXPORTS/DOCX/published/niveau3/English/WageningenUniversity.docx
+++ b/EXPORTS/DOCX/published/niveau3/English/WageningenUniversity.docx
@@ -715,7 +715,25 @@
           <w:color w:val="000000"/>
           <w:sz w:val="24"/>
         </w:rPr>
-        <w:t xml:space="preserve">Academy) in Breda in 1914, what was then the </w:t>
+        <w:t>Academy) in Breda in 1914, what w</w:t>
+      </w:r>
+      <w:r>
+        <w:rPr>
+          <w:u w:val="single" w:color="0000ff"/>
+          <w:rFonts w:ascii="Charis SIL Regular" w:hAnsi="Charis SIL Regular" w:eastAsia="Charis SIL Regular"/>
+          <w:b w:val="0"/>
+          <w:i w:val="0"/>
+          <w:color w:val="000000"/>
+          <w:sz w:val="24"/>
+        </w:rPr>
+        <w:hyperlink r:id="rId11" w:history="1">
+          <w:r>
+            <w:rPr>
+              <w:rStyle w:val="Hyperlink"/>
+            </w:rPr>
+            <w:t xml:space="preserve">as then the </w:t>
+          </w:r>
+        </w:hyperlink>
       </w:r>
       <w:r>
         <w:rPr>
@@ -981,7 +999,7 @@
           <w:sz w:val="24"/>
           <w:u w:val="single"/>
         </w:rPr>
-        <w:hyperlink r:id="rId13" w:history="1">
+        <w:hyperlink r:id="rId12" w:history="1">
           <w:r>
             <w:rPr>
               <w:rStyle w:val="Hyperlink"/>
@@ -1010,7 +1028,7 @@
           <w:sz w:val="24"/>
           <w:u w:val="single"/>
         </w:rPr>
-        <w:hyperlink r:id="rId13" w:history="1">
+        <w:hyperlink r:id="rId12" w:history="1">
           <w:r>
             <w:rPr>
               <w:rStyle w:val="Hyperlink"/>
@@ -2132,6 +2150,7 @@
       </w:r>
       <w:r>
         <w:rPr>
+          <w:u w:val="single" w:color="0000ff"/>
           <w:rFonts w:ascii="Charis SIL Regular" w:hAnsi="Charis SIL Regular" w:eastAsia="Charis SIL Regular"/>
           <w:b w:val="0"/>
           <w:i w:val="0"/>

--- a/EXPORTS/DOCX/published/niveau3/English/WageningenUniversity.docx
+++ b/EXPORTS/DOCX/published/niveau3/English/WageningenUniversity.docx
@@ -726,14 +726,7 @@
           <w:color w:val="000000"/>
           <w:sz w:val="24"/>
         </w:rPr>
-        <w:hyperlink r:id="rId11" w:history="1">
-          <w:r>
-            <w:rPr>
-              <w:rStyle w:val="Hyperlink"/>
-            </w:rPr>
-            <w:t xml:space="preserve">as then the </w:t>
-          </w:r>
-        </w:hyperlink>
+        <w:t xml:space="preserve">as then the </w:t>
       </w:r>
       <w:r>
         <w:rPr>
@@ -1121,25 +1114,7 @@
           <w:sz w:val="24"/>
           <w:u w:val="single"/>
         </w:rPr>
-        <w:hyperlink r:id="rId13" w:history="1">
-          <w:r>
-            <w:rPr>
-              <w:rStyle w:val="Hyperlink"/>
-            </w:rPr>
-            <w:t>Frits</w:t>
-          </w:r>
-        </w:hyperlink>
-      </w:r>
-      <w:r>
-        <w:rPr>
-          <w:rFonts w:ascii="Charis SIL Regular" w:hAnsi="Charis SIL Regular" w:eastAsia="Charis SIL Regular"/>
-          <w:b w:val="0"/>
-          <w:i w:val="0"/>
-          <w:color w:val="0000FF"/>
-          <w:sz w:val="24"/>
-          <w:u w:val="single"/>
-        </w:rPr>
-        <w:t xml:space="preserve"> </w:t>
+        <w:t xml:space="preserve">Frits </w:t>
       </w:r>
       <w:r>
         <w:rPr>
@@ -1225,54 +1200,7 @@
           <w:color w:val="000000"/>
           <w:sz w:val="24"/>
         </w:rPr>
-        <w:t>1</w:t>
-      </w:r>
-      <w:r>
-        <w:rPr>
-          <w:u w:val="single" w:color="0000ff"/>
-          <w:rFonts w:ascii="Charis SIL Regular" w:hAnsi="Charis SIL Regular" w:eastAsia="Charis SIL Regular"/>
-          <w:b w:val="0"/>
-          <w:i w:val="0"/>
-          <w:color w:val="000000"/>
-          <w:sz w:val="24"/>
-        </w:rPr>
-        <w:hyperlink r:id="rId14" w:history="1">
-          <w:r>
-            <w:rPr>
-              <w:rStyle w:val="Hyperlink"/>
-            </w:rPr>
-            <w:t>946</w:t>
-          </w:r>
-        </w:hyperlink>
-      </w:r>
-      <w:r>
-        <w:rPr>
-          <w:u w:val="single" w:color="0000ff"/>
-          <w:rFonts w:ascii="Charis SIL Regular" w:hAnsi="Charis SIL Regular" w:eastAsia="Charis SIL Regular"/>
-          <w:b w:val="0"/>
-          <w:i w:val="0"/>
-          <w:color w:val="000000"/>
-          <w:sz w:val="24"/>
-        </w:rPr>
-        <w:t xml:space="preserve"> </w:t>
-      </w:r>
-      <w:r>
-        <w:rPr>
-          <w:u w:val="single" w:color="0000ff"/>
-          <w:rFonts w:ascii="Charis SIL Regular" w:hAnsi="Charis SIL Regular" w:eastAsia="Charis SIL Regular"/>
-          <w:b w:val="0"/>
-          <w:i w:val="0"/>
-          <w:color w:val="000000"/>
-          <w:sz w:val="24"/>
-        </w:rPr>
-        <w:hyperlink r:id="rId14" w:history="1">
-          <w:r>
-            <w:rPr>
-              <w:rStyle w:val="Hyperlink"/>
-            </w:rPr>
-            <w:t>to 1953.</w:t>
-          </w:r>
-        </w:hyperlink>
+        <w:t>1946 to 1953.</w:t>
       </w:r>
     </w:p>
     <w:p>
@@ -2128,36 +2056,7 @@
           <w:color w:val="000000"/>
           <w:sz w:val="24"/>
         </w:rPr>
-        <w:t>u</w:t>
-      </w:r>
-      <w:r>
-        <w:rPr>
-          <w:u w:val="single" w:color="0000ff"/>
-          <w:rFonts w:ascii="Charis SIL Regular" w:hAnsi="Charis SIL Regular" w:eastAsia="Charis SIL Regular"/>
-          <w:b w:val="0"/>
-          <w:i w:val="0"/>
-          <w:color w:val="000000"/>
-          <w:sz w:val="24"/>
-        </w:rPr>
-        <w:hyperlink r:id="rId18" w:history="1">
-          <w:r>
-            <w:rPr>
-              <w:rStyle w:val="Hyperlink"/>
-            </w:rPr>
-            <w:t xml:space="preserve">tch </w:t>
-          </w:r>
-        </w:hyperlink>
-      </w:r>
-      <w:r>
-        <w:rPr>
-          <w:u w:val="single" w:color="0000ff"/>
-          <w:rFonts w:ascii="Charis SIL Regular" w:hAnsi="Charis SIL Regular" w:eastAsia="Charis SIL Regular"/>
-          <w:b w:val="0"/>
-          <w:i w:val="0"/>
-          <w:color w:val="000000"/>
-          <w:sz w:val="24"/>
-        </w:rPr>
-        <w:t>N</w:t>
+        <w:t>utch N</w:t>
       </w:r>
       <w:r>
         <w:rPr>
@@ -2436,7 +2335,7 @@
           <w:sz w:val="24"/>
           <w:u w:val="single"/>
         </w:rPr>
-        <w:t>Scientific research in colonised terr</w:t>
+        <w:t>Scientific research in colonised terri</w:t>
       </w:r>
       <w:r>
         <w:rPr>
@@ -2447,7 +2346,7 @@
           <w:sz w:val="24"/>
           <w:u w:val="single"/>
         </w:rPr>
-        <w:t>i</w:t>
+        <w:t>torie</w:t>
       </w:r>
       <w:r>
         <w:rPr>
@@ -2456,9 +2355,8 @@
           <w:i w:val="0"/>
           <w:color w:val="0000FF"/>
           <w:sz w:val="24"/>
-          <w:u w:val="single"/>
         </w:rPr>
-        <w:t>tories</w:t>
+        <w:t>s</w:t>
       </w:r>
     </w:p>
     <w:p>
